--- a/2Semestre/ADI/Semana4Tp's2-6mar/aulaADI.docx
+++ b/2Semestre/ADI/Semana4Tp's2-6mar/aulaADI.docx
@@ -4,23 +4,7 @@
   <w:body>
     <w:p>
       <w:r>
-        <w:t>Este fluxo de trabalho no KNIME foi desenvolvido para realizar uma análise exploratória completa e criar um modelo de previsão para a classificação de espécies de flores Iris (</w:t>
-      </w:r>
-      <w:proofErr w:type="spellStart"/>
-      <w:r>
-        <w:t>Setosa</w:t>
-      </w:r>
-      <w:proofErr w:type="spellEnd"/>
-      <w:r>
-        <w:t xml:space="preserve">, Versicolor e </w:t>
-      </w:r>
-      <w:proofErr w:type="spellStart"/>
-      <w:r>
-        <w:t>Virginica</w:t>
-      </w:r>
-      <w:proofErr w:type="spellEnd"/>
-      <w:r>
-        <w:t>).</w:t>
+        <w:t>Este fluxo de trabalho no KNIME foi desenvolvido para realizar uma análise exploratória completa e criar um modelo de previsão para a classificação de espécies de flores Iris (Setosa, Versicolor e Virginica).</w:t>
       </w:r>
     </w:p>
     <w:p>
@@ -50,34 +34,10 @@
           <w:b/>
           <w:bCs/>
         </w:rPr>
-        <w:t xml:space="preserve">Excel </w:t>
-      </w:r>
-      <w:proofErr w:type="spellStart"/>
-      <w:r>
-        <w:rPr>
-          <w:b/>
-          <w:bCs/>
-        </w:rPr>
-        <w:t>Reader</w:t>
-      </w:r>
-      <w:proofErr w:type="spellEnd"/>
-      <w:r>
-        <w:rPr>
-          <w:b/>
-          <w:bCs/>
-        </w:rPr>
-        <w:t>:</w:t>
-      </w:r>
-      <w:r>
-        <w:t xml:space="preserve"> O ponto de partida onde o </w:t>
-      </w:r>
-      <w:proofErr w:type="spellStart"/>
-      <w:r>
-        <w:t>dataset</w:t>
-      </w:r>
-      <w:proofErr w:type="spellEnd"/>
-      <w:r>
-        <w:t xml:space="preserve"> «iris» é carregado para o ambiente de trabalho.</w:t>
+        <w:t>Excel Reader:</w:t>
+      </w:r>
+      <w:r>
+        <w:t xml:space="preserve"> O ponto de partida onde o dataset «iris» é carregado para o ambiente de trabalho.</w:t>
       </w:r>
     </w:p>
     <w:p>
@@ -87,37 +47,12 @@
           <w:numId w:val="1"/>
         </w:numPr>
       </w:pPr>
-      <w:proofErr w:type="spellStart"/>
       <w:r>
         <w:rPr>
           <w:b/>
           <w:bCs/>
         </w:rPr>
-        <w:t>Table</w:t>
-      </w:r>
-      <w:proofErr w:type="spellEnd"/>
-      <w:r>
-        <w:rPr>
-          <w:b/>
-          <w:bCs/>
-        </w:rPr>
-        <w:t xml:space="preserve"> </w:t>
-      </w:r>
-      <w:proofErr w:type="spellStart"/>
-      <w:r>
-        <w:rPr>
-          <w:b/>
-          <w:bCs/>
-        </w:rPr>
-        <w:t>Partitioner</w:t>
-      </w:r>
-      <w:proofErr w:type="spellEnd"/>
-      <w:r>
-        <w:rPr>
-          <w:b/>
-          <w:bCs/>
-        </w:rPr>
-        <w:t>:</w:t>
+        <w:t>Table Partitioner:</w:t>
       </w:r>
       <w:r>
         <w:t xml:space="preserve"> Os dados são divididos em dois conjuntos: um conjunto de </w:t>
@@ -175,23 +110,7 @@
           <w:b/>
           <w:bCs/>
         </w:rPr>
-        <w:t xml:space="preserve">Tendências Centrais e Dispersão (Nó </w:t>
-      </w:r>
-      <w:proofErr w:type="spellStart"/>
-      <w:r>
-        <w:rPr>
-          <w:b/>
-          <w:bCs/>
-        </w:rPr>
-        <w:t>Statistics</w:t>
-      </w:r>
-      <w:proofErr w:type="spellEnd"/>
-      <w:r>
-        <w:rPr>
-          <w:b/>
-          <w:bCs/>
-        </w:rPr>
-        <w:t>):</w:t>
+        <w:t>Tendências Centrais e Dispersão (Nó Statistics):</w:t>
       </w:r>
       <w:r>
         <w:t xml:space="preserve"> Calcula métricas como a média e o desvio padrão para entender a variação dos dados.</w:t>
@@ -209,23 +128,7 @@
           <w:b/>
           <w:bCs/>
         </w:rPr>
-        <w:t xml:space="preserve">Correlação (Nó Linear </w:t>
-      </w:r>
-      <w:proofErr w:type="spellStart"/>
-      <w:r>
-        <w:rPr>
-          <w:b/>
-          <w:bCs/>
-        </w:rPr>
-        <w:t>Correlation</w:t>
-      </w:r>
-      <w:proofErr w:type="spellEnd"/>
-      <w:r>
-        <w:rPr>
-          <w:b/>
-          <w:bCs/>
-        </w:rPr>
-        <w:t>):</w:t>
+        <w:t>Correlação (Nó Linear Correlation):</w:t>
       </w:r>
       <w:r>
         <w:t xml:space="preserve"> Avalia a força da relação entre as diferentes medidas das flores.</w:t>
@@ -253,21 +156,12 @@
           <w:numId w:val="2"/>
         </w:numPr>
       </w:pPr>
-      <w:proofErr w:type="spellStart"/>
       <w:r>
         <w:rPr>
           <w:b/>
           <w:bCs/>
         </w:rPr>
-        <w:t>Histogram</w:t>
-      </w:r>
-      <w:proofErr w:type="spellEnd"/>
-      <w:r>
-        <w:rPr>
-          <w:b/>
-          <w:bCs/>
-        </w:rPr>
-        <w:t>:</w:t>
+        <w:t>Histogram:</w:t>
       </w:r>
       <w:r>
         <w:t xml:space="preserve"> Para ver a distribuição das frequências.</w:t>
@@ -280,37 +174,12 @@
           <w:numId w:val="2"/>
         </w:numPr>
       </w:pPr>
-      <w:proofErr w:type="spellStart"/>
       <w:r>
         <w:rPr>
           <w:b/>
           <w:bCs/>
         </w:rPr>
-        <w:t>Scatter</w:t>
-      </w:r>
-      <w:proofErr w:type="spellEnd"/>
-      <w:r>
-        <w:rPr>
-          <w:b/>
-          <w:bCs/>
-        </w:rPr>
-        <w:t xml:space="preserve"> </w:t>
-      </w:r>
-      <w:proofErr w:type="spellStart"/>
-      <w:r>
-        <w:rPr>
-          <w:b/>
-          <w:bCs/>
-        </w:rPr>
-        <w:t>Plot</w:t>
-      </w:r>
-      <w:proofErr w:type="spellEnd"/>
-      <w:r>
-        <w:rPr>
-          <w:b/>
-          <w:bCs/>
-        </w:rPr>
-        <w:t>:</w:t>
+        <w:t>Scatter Plot:</w:t>
       </w:r>
       <w:r>
         <w:t xml:space="preserve"> Para visualizar a relação entre duas variáveis e como elas agrupam as espécies.</w:t>
@@ -328,36 +197,11 @@
           <w:b/>
           <w:bCs/>
         </w:rPr>
-        <w:t xml:space="preserve">Box </w:t>
-      </w:r>
-      <w:proofErr w:type="spellStart"/>
-      <w:r>
-        <w:rPr>
-          <w:b/>
-          <w:bCs/>
-        </w:rPr>
-        <w:t>Plot</w:t>
-      </w:r>
-      <w:proofErr w:type="spellEnd"/>
-      <w:r>
-        <w:rPr>
-          <w:b/>
-          <w:bCs/>
-        </w:rPr>
-        <w:t>:</w:t>
-      </w:r>
-      <w:r>
-        <w:t xml:space="preserve"> Configurado com a coluna </w:t>
-      </w:r>
-      <w:proofErr w:type="spellStart"/>
-      <w:r>
-        <w:t>class</w:t>
-      </w:r>
-      <w:proofErr w:type="spellEnd"/>
-      <w:r>
-        <w:t xml:space="preserve"> para analisar a dispersão e identificar </w:t>
-      </w:r>
-      <w:proofErr w:type="spellStart"/>
+        <w:t>Box Plot:</w:t>
+      </w:r>
+      <w:r>
+        <w:t xml:space="preserve"> Configurado com a coluna class para analisar a dispersão e identificar </w:t>
+      </w:r>
       <w:r>
         <w:rPr>
           <w:i/>
@@ -365,7 +209,6 @@
         </w:rPr>
         <w:t>outliers</w:t>
       </w:r>
-      <w:proofErr w:type="spellEnd"/>
       <w:r>
         <w:t xml:space="preserve"> em cada espécie individualmente.</w:t>
       </w:r>
@@ -392,72 +235,15 @@
           <w:numId w:val="3"/>
         </w:numPr>
       </w:pPr>
-      <w:proofErr w:type="spellStart"/>
       <w:r>
         <w:rPr>
           <w:b/>
           <w:bCs/>
         </w:rPr>
-        <w:t>Decision</w:t>
-      </w:r>
-      <w:proofErr w:type="spellEnd"/>
-      <w:r>
-        <w:rPr>
-          <w:b/>
-          <w:bCs/>
-        </w:rPr>
-        <w:t xml:space="preserve"> </w:t>
-      </w:r>
-      <w:proofErr w:type="spellStart"/>
-      <w:r>
-        <w:rPr>
-          <w:b/>
-          <w:bCs/>
-        </w:rPr>
-        <w:t>Tree</w:t>
-      </w:r>
-      <w:proofErr w:type="spellEnd"/>
-      <w:r>
-        <w:rPr>
-          <w:b/>
-          <w:bCs/>
-        </w:rPr>
-        <w:t xml:space="preserve"> </w:t>
-      </w:r>
-      <w:proofErr w:type="spellStart"/>
-      <w:r>
-        <w:rPr>
-          <w:b/>
-          <w:bCs/>
-        </w:rPr>
-        <w:t>Learner</w:t>
-      </w:r>
-      <w:proofErr w:type="spellEnd"/>
-      <w:r>
-        <w:rPr>
-          <w:b/>
-          <w:bCs/>
-        </w:rPr>
-        <w:t>:</w:t>
-      </w:r>
-      <w:r>
-        <w:t xml:space="preserve"> O algoritmo analisa os dados de treino para criar regras lógicas de decisão (</w:t>
-      </w:r>
-      <w:proofErr w:type="spellStart"/>
-      <w:r>
-        <w:t>ex</w:t>
-      </w:r>
-      <w:proofErr w:type="spellEnd"/>
-      <w:r>
-        <w:t xml:space="preserve">: se a largura da pétala for inferior a 0.8, é uma </w:t>
-      </w:r>
-      <w:proofErr w:type="spellStart"/>
-      <w:r>
-        <w:t>Setosa</w:t>
-      </w:r>
-      <w:proofErr w:type="spellEnd"/>
-      <w:r>
-        <w:t>).</w:t>
+        <w:t>Decision Tree Learner:</w:t>
+      </w:r>
+      <w:r>
+        <w:t xml:space="preserve"> O algoritmo analisa os dados de treino para criar regras lógicas de decisão (ex: se a largura da pétala for inferior a 0.8, é uma Setosa).</w:t>
       </w:r>
     </w:p>
     <w:p>
@@ -467,53 +253,12 @@
           <w:numId w:val="3"/>
         </w:numPr>
       </w:pPr>
-      <w:proofErr w:type="spellStart"/>
       <w:r>
         <w:rPr>
           <w:b/>
           <w:bCs/>
         </w:rPr>
-        <w:t>Decision</w:t>
-      </w:r>
-      <w:proofErr w:type="spellEnd"/>
-      <w:r>
-        <w:rPr>
-          <w:b/>
-          <w:bCs/>
-        </w:rPr>
-        <w:t xml:space="preserve"> </w:t>
-      </w:r>
-      <w:proofErr w:type="spellStart"/>
-      <w:r>
-        <w:rPr>
-          <w:b/>
-          <w:bCs/>
-        </w:rPr>
-        <w:t>Tree</w:t>
-      </w:r>
-      <w:proofErr w:type="spellEnd"/>
-      <w:r>
-        <w:rPr>
-          <w:b/>
-          <w:bCs/>
-        </w:rPr>
-        <w:t xml:space="preserve"> </w:t>
-      </w:r>
-      <w:proofErr w:type="spellStart"/>
-      <w:r>
-        <w:rPr>
-          <w:b/>
-          <w:bCs/>
-        </w:rPr>
-        <w:t>Predictor</w:t>
-      </w:r>
-      <w:proofErr w:type="spellEnd"/>
-      <w:r>
-        <w:rPr>
-          <w:b/>
-          <w:bCs/>
-        </w:rPr>
-        <w:t>:</w:t>
+        <w:t>Decision Tree Predictor:</w:t>
       </w:r>
       <w:r>
         <w:t xml:space="preserve"> O modelo gerado é aplicado aos dados de teste (que o algoritmo ainda não conhece) para prever as respetivas espécies.</w:t>
@@ -541,21 +286,12 @@
           <w:numId w:val="4"/>
         </w:numPr>
       </w:pPr>
-      <w:proofErr w:type="spellStart"/>
       <w:r>
         <w:rPr>
           <w:b/>
           <w:bCs/>
         </w:rPr>
-        <w:t>Scorer</w:t>
-      </w:r>
-      <w:proofErr w:type="spellEnd"/>
-      <w:r>
-        <w:rPr>
-          <w:b/>
-          <w:bCs/>
-        </w:rPr>
-        <w:t>:</w:t>
+        <w:t>Scorer:</w:t>
       </w:r>
       <w:r>
         <w:t xml:space="preserve"> Este nó compara as previsões feitas pelo modelo com os valores reais das flores.</w:t>
@@ -588,7 +324,6 @@
       <w:r>
         <w:t xml:space="preserve"> e </w:t>
       </w:r>
-      <w:proofErr w:type="spellStart"/>
       <w:r>
         <w:rPr>
           <w:i/>
@@ -596,11 +331,9 @@
         </w:rPr>
         <w:t>Virginica</w:t>
       </w:r>
-      <w:proofErr w:type="spellEnd"/>
       <w:r>
         <w:t xml:space="preserve"> (2 instâncias), enquanto classificou perfeitamente todas as </w:t>
       </w:r>
-      <w:proofErr w:type="spellStart"/>
       <w:r>
         <w:rPr>
           <w:i/>
@@ -608,13 +341,15 @@
         </w:rPr>
         <w:t>Setosas</w:t>
       </w:r>
-      <w:proofErr w:type="spellEnd"/>
       <w:r>
         <w:t>.</w:t>
       </w:r>
     </w:p>
     <w:p>
       <w:r>
+        <w:rPr>
+          <w:noProof/>
+        </w:rPr>
         <w:lastRenderedPageBreak/>
         <w:drawing>
           <wp:inline distT="0" distB="0" distL="0" distR="0" wp14:anchorId="50E8FA3E" wp14:editId="4A901D0E">
@@ -703,6 +438,9 @@
     </w:p>
     <w:p>
       <w:r>
+        <w:rPr>
+          <w:noProof/>
+        </w:rPr>
         <w:drawing>
           <wp:inline distT="0" distB="0" distL="0" distR="0" wp14:anchorId="4E03EE2C" wp14:editId="3BCCADB0">
             <wp:extent cx="5400040" cy="1245870"/>
@@ -790,6 +528,9 @@
     </w:p>
     <w:p>
       <w:r>
+        <w:rPr>
+          <w:noProof/>
+        </w:rPr>
         <w:lastRenderedPageBreak/>
         <w:drawing>
           <wp:inline distT="0" distB="0" distL="0" distR="0" wp14:anchorId="6749B170" wp14:editId="0486D8EF">
@@ -829,14 +570,15 @@
       </w:r>
     </w:p>
     <w:p>
-      <w:proofErr w:type="spellStart"/>
       <w:r>
         <w:t>Scorer</w:t>
       </w:r>
-      <w:proofErr w:type="spellEnd"/>
-    </w:p>
-    <w:p>
-      <w:r>
+    </w:p>
+    <w:p>
+      <w:r>
+        <w:rPr>
+          <w:noProof/>
+        </w:rPr>
         <w:drawing>
           <wp:inline distT="0" distB="0" distL="0" distR="0" wp14:anchorId="0C855CC4" wp14:editId="4EAE3886">
             <wp:extent cx="5400040" cy="1108075"/>
@@ -872,6 +614,95 @@
             </a:graphic>
           </wp:inline>
         </w:drawing>
+      </w:r>
+    </w:p>
+    <w:p>
+      <w:r>
+        <w:t>Analise do scorer: 2 vezes que achou que era o virginica mas na verdade era o versicolor</w:t>
+      </w:r>
+    </w:p>
+    <w:p>
+      <w:r>
+        <w:drawing>
+          <wp:inline distT="0" distB="0" distL="0" distR="0" wp14:anchorId="16FFE059" wp14:editId="2A98EAE9">
+            <wp:extent cx="3148446" cy="3848100"/>
+            <wp:effectExtent l="0" t="0" r="0" b="0"/>
+            <wp:docPr id="1447727259" name="Imagem 1" descr="Uma imagem com texto, captura de ecrã, ecrã, software&#10;&#10;Os conteúdos gerados por IA podem estar incorretos."/>
+            <wp:cNvGraphicFramePr>
+              <a:graphicFrameLocks xmlns:a="http://schemas.openxmlformats.org/drawingml/2006/main" noChangeAspect="1"/>
+            </wp:cNvGraphicFramePr>
+            <a:graphic xmlns:a="http://schemas.openxmlformats.org/drawingml/2006/main">
+              <a:graphicData uri="http://schemas.openxmlformats.org/drawingml/2006/picture">
+                <pic:pic xmlns:pic="http://schemas.openxmlformats.org/drawingml/2006/picture">
+                  <pic:nvPicPr>
+                    <pic:cNvPr id="1447727259" name="Imagem 1" descr="Uma imagem com texto, captura de ecrã, ecrã, software&#10;&#10;Os conteúdos gerados por IA podem estar incorretos."/>
+                    <pic:cNvPicPr/>
+                  </pic:nvPicPr>
+                  <pic:blipFill>
+                    <a:blip r:embed="rId11"/>
+                    <a:stretch>
+                      <a:fillRect/>
+                    </a:stretch>
+                  </pic:blipFill>
+                  <pic:spPr>
+                    <a:xfrm>
+                      <a:off x="0" y="0"/>
+                      <a:ext cx="3151759" cy="3852149"/>
+                    </a:xfrm>
+                    <a:prstGeom prst="rect">
+                      <a:avLst/>
+                    </a:prstGeom>
+                  </pic:spPr>
+                </pic:pic>
+              </a:graphicData>
+            </a:graphic>
+          </wp:inline>
+        </w:drawing>
+      </w:r>
+    </w:p>
+    <w:p>
+      <w:r>
+        <w:t xml:space="preserve">Ao experimentar diferentes parametrizações, observou-se que o critério </w:t>
+      </w:r>
+      <w:r>
+        <w:rPr>
+          <w:b/>
+          <w:bCs/>
+        </w:rPr>
+        <w:t>Gini Index</w:t>
+      </w:r>
+      <w:r>
+        <w:t xml:space="preserve"> com a opção </w:t>
+      </w:r>
+      <w:r>
+        <w:rPr>
+          <w:b/>
+          <w:bCs/>
+        </w:rPr>
+        <w:t>MDL Pruning</w:t>
+      </w:r>
+      <w:r>
+        <w:t xml:space="preserve"> ativa apresentou o melhor equilíbrio. Sem a poda (Pruning), a árvore tornou-se excessivamente complexa, tentando prever cada detalhe dos dados de treino, o que resultou numa menor capacidade de generalização nos dados de teste (conforme visto na Matriz de Confusão, onde as confusões entre </w:t>
+      </w:r>
+      <w:r>
+        <w:rPr>
+          <w:i/>
+          <w:iCs/>
+        </w:rPr>
+        <w:t>Versicolor</w:t>
+      </w:r>
+      <w:r>
+        <w:t xml:space="preserve"> e </w:t>
+      </w:r>
+      <w:r>
+        <w:rPr>
+          <w:i/>
+          <w:iCs/>
+        </w:rPr>
+        <w:t>Virginica</w:t>
+      </w:r>
+      <w:r>
+        <w:t xml:space="preserve"> aumentaram). O aumento do número mínimo de registos por nó simplificou a visualização da árvore, mas reduziu a precisão global, indicando que o modelo estava a ignorar padrões importantes no comprimento das pétalas.</w:t>
       </w:r>
     </w:p>
     <w:sectPr>
